--- a/documentação/Requisitos/UC12 - GERENCIAR AGENDA ESPECIALISTA.docx
+++ b/documentação/Requisitos/UC12 - GERENCIAR AGENDA ESPECIALISTA.docx
@@ -102,6 +102,7 @@
                                     <w:color w:val="2C7FCE" w:themeColor="text2" w:themeTint="99"/>
                                     <w:sz w:val="64"/>
                                     <w:szCs w:val="64"/>
+                                    <w:lang w:val="pt-BR"/>
                                   </w:rPr>
                                   <w:alias w:val="Título"/>
                                   <w:tag w:val=""/>
@@ -125,6 +126,7 @@
                                         <w:color w:val="2C7FCE" w:themeColor="text2" w:themeTint="99"/>
                                         <w:sz w:val="68"/>
                                         <w:szCs w:val="68"/>
+                                        <w:lang w:val="pt-BR"/>
                                       </w:rPr>
                                     </w:pPr>
                                     <w:r>
@@ -134,6 +136,7 @@
                                         <w:color w:val="2C7FCE" w:themeColor="text2" w:themeTint="99"/>
                                         <w:sz w:val="64"/>
                                         <w:szCs w:val="64"/>
+                                        <w:lang w:val="pt-BR"/>
                                       </w:rPr>
                                       <w:t>PLATAFORMA INCLUA</w:t>
                                     </w:r>
@@ -148,6 +151,7 @@
                                     <w:color w:val="156082" w:themeColor="accent1"/>
                                     <w:sz w:val="36"/>
                                     <w:szCs w:val="36"/>
+                                    <w:lang w:val="pt-BR"/>
                                   </w:rPr>
                                 </w:pPr>
                                 <w:sdt>
@@ -156,6 +160,7 @@
                                       <w:color w:val="156082" w:themeColor="accent1"/>
                                       <w:sz w:val="36"/>
                                       <w:szCs w:val="36"/>
+                                      <w:lang w:val="pt-BR"/>
                                     </w:rPr>
                                     <w:alias w:val="Subtítulo"/>
                                     <w:tag w:val=""/>
@@ -169,48 +174,34 @@
                                         <w:color w:val="156082" w:themeColor="accent1"/>
                                         <w:sz w:val="36"/>
                                         <w:szCs w:val="36"/>
+                                        <w:lang w:val="pt-BR"/>
                                       </w:rPr>
-                                      <w:t xml:space="preserve">CASO DE USO: </w:t>
-                                    </w:r>
-                                    <w:proofErr w:type="spellStart"/>
-                                    <w:r>
-                                      <w:rPr>
-                                        <w:color w:val="156082" w:themeColor="accent1"/>
-                                        <w:sz w:val="36"/>
-                                        <w:szCs w:val="36"/>
-                                      </w:rPr>
-                                      <w:t>Gerenciar</w:t>
-                                    </w:r>
-                                    <w:proofErr w:type="spellEnd"/>
-                                    <w:r>
-                                      <w:rPr>
-                                        <w:color w:val="156082" w:themeColor="accent1"/>
-                                        <w:sz w:val="36"/>
-                                        <w:szCs w:val="36"/>
-                                      </w:rPr>
-                                      <w:t xml:space="preserve"> Agenda </w:t>
+                                      <w:t xml:space="preserve">CASO DE USO: Gerenciar Agenda </w:t>
                                     </w:r>
                                     <w:r>
                                       <w:rPr>
                                         <w:color w:val="156082" w:themeColor="accent1"/>
                                         <w:sz w:val="36"/>
                                         <w:szCs w:val="36"/>
+                                        <w:lang w:val="pt-BR"/>
                                       </w:rPr>
                                       <w:t xml:space="preserve">do </w:t>
                                     </w:r>
-                                    <w:proofErr w:type="spellStart"/>
                                     <w:r>
                                       <w:rPr>
                                         <w:color w:val="156082" w:themeColor="accent1"/>
                                         <w:sz w:val="36"/>
                                         <w:szCs w:val="36"/>
+                                        <w:lang w:val="pt-BR"/>
                                       </w:rPr>
                                       <w:t>Especialista</w:t>
                                     </w:r>
-                                    <w:proofErr w:type="spellEnd"/>
                                   </w:sdtContent>
                                 </w:sdt>
                                 <w:r>
+                                  <w:rPr>
+                                    <w:lang w:val="pt-BR"/>
+                                  </w:rPr>
                                   <w:t xml:space="preserve"> </w:t>
                                 </w:r>
                               </w:p>
@@ -249,6 +240,7 @@
                               <w:color w:val="2C7FCE" w:themeColor="text2" w:themeTint="99"/>
                               <w:sz w:val="64"/>
                               <w:szCs w:val="64"/>
+                              <w:lang w:val="pt-BR"/>
                             </w:rPr>
                             <w:alias w:val="Título"/>
                             <w:tag w:val=""/>
@@ -272,6 +264,7 @@
                                   <w:color w:val="2C7FCE" w:themeColor="text2" w:themeTint="99"/>
                                   <w:sz w:val="68"/>
                                   <w:szCs w:val="68"/>
+                                  <w:lang w:val="pt-BR"/>
                                 </w:rPr>
                               </w:pPr>
                               <w:r>
@@ -281,6 +274,7 @@
                                   <w:color w:val="2C7FCE" w:themeColor="text2" w:themeTint="99"/>
                                   <w:sz w:val="64"/>
                                   <w:szCs w:val="64"/>
+                                  <w:lang w:val="pt-BR"/>
                                 </w:rPr>
                                 <w:t>PLATAFORMA INCLUA</w:t>
                               </w:r>
@@ -295,6 +289,7 @@
                               <w:color w:val="156082" w:themeColor="accent1"/>
                               <w:sz w:val="36"/>
                               <w:szCs w:val="36"/>
+                              <w:lang w:val="pt-BR"/>
                             </w:rPr>
                           </w:pPr>
                           <w:sdt>
@@ -303,6 +298,7 @@
                                 <w:color w:val="156082" w:themeColor="accent1"/>
                                 <w:sz w:val="36"/>
                                 <w:szCs w:val="36"/>
+                                <w:lang w:val="pt-BR"/>
                               </w:rPr>
                               <w:alias w:val="Subtítulo"/>
                               <w:tag w:val=""/>
@@ -316,48 +312,34 @@
                                   <w:color w:val="156082" w:themeColor="accent1"/>
                                   <w:sz w:val="36"/>
                                   <w:szCs w:val="36"/>
+                                  <w:lang w:val="pt-BR"/>
                                 </w:rPr>
-                                <w:t xml:space="preserve">CASO DE USO: </w:t>
-                              </w:r>
-                              <w:proofErr w:type="spellStart"/>
-                              <w:r>
-                                <w:rPr>
-                                  <w:color w:val="156082" w:themeColor="accent1"/>
-                                  <w:sz w:val="36"/>
-                                  <w:szCs w:val="36"/>
-                                </w:rPr>
-                                <w:t>Gerenciar</w:t>
-                              </w:r>
-                              <w:proofErr w:type="spellEnd"/>
-                              <w:r>
-                                <w:rPr>
-                                  <w:color w:val="156082" w:themeColor="accent1"/>
-                                  <w:sz w:val="36"/>
-                                  <w:szCs w:val="36"/>
-                                </w:rPr>
-                                <w:t xml:space="preserve"> Agenda </w:t>
+                                <w:t xml:space="preserve">CASO DE USO: Gerenciar Agenda </w:t>
                               </w:r>
                               <w:r>
                                 <w:rPr>
                                   <w:color w:val="156082" w:themeColor="accent1"/>
                                   <w:sz w:val="36"/>
                                   <w:szCs w:val="36"/>
+                                  <w:lang w:val="pt-BR"/>
                                 </w:rPr>
                                 <w:t xml:space="preserve">do </w:t>
                               </w:r>
-                              <w:proofErr w:type="spellStart"/>
                               <w:r>
                                 <w:rPr>
                                   <w:color w:val="156082" w:themeColor="accent1"/>
                                   <w:sz w:val="36"/>
                                   <w:szCs w:val="36"/>
+                                  <w:lang w:val="pt-BR"/>
                                 </w:rPr>
                                 <w:t>Especialista</w:t>
                               </w:r>
-                              <w:proofErr w:type="spellEnd"/>
                             </w:sdtContent>
                           </w:sdt>
                           <w:r>
+                            <w:rPr>
+                              <w:lang w:val="pt-BR"/>
+                            </w:rPr>
                             <w:t xml:space="preserve"> </w:t>
                           </w:r>
                         </w:p>
